--- a/docs/exports/07_Viva_Preparation.docx
+++ b/docs/exports/07_Viva_Preparation.docx
@@ -171,21 +171,21 @@
                 <w:bCs/>
                 <w:sz w:val="17"/>
               </w:rPr>
-              <w:t xml:space="preserve">Guide</w:t>
-            </w:r>
-          </w:p>
-        </w:tc>
-        <w:tc>
-          <w:tcPr/>
-          <w:p>
-            <w:pPr>
-              <w:pStyle w:val="Compact"/>
-            </w:pPr>
-            <w:r>
-              <w:rPr>
-                <w:sz w:val="17"/>
-              </w:rPr>
-              <w:t xml:space="preserve">Dr. Asesh Kumar Tripathy</w:t>
+              <w:t xml:space="preserve">Institution</w:t>
+            </w:r>
+          </w:p>
+        </w:tc>
+        <w:tc>
+          <w:tcPr/>
+          <w:p>
+            <w:pPr>
+              <w:pStyle w:val="Compact"/>
+            </w:pPr>
+            <w:r>
+              <w:rPr>
+                <w:sz w:val="17"/>
+              </w:rPr>
+              <w:t xml:space="preserve">KL University</w:t>
             </w:r>
           </w:p>
         </w:tc>
@@ -203,21 +203,21 @@
                 <w:bCs/>
                 <w:sz w:val="17"/>
               </w:rPr>
-              <w:t xml:space="preserve">Institution</w:t>
-            </w:r>
-          </w:p>
-        </w:tc>
-        <w:tc>
-          <w:tcPr/>
-          <w:p>
-            <w:pPr>
-              <w:pStyle w:val="Compact"/>
-            </w:pPr>
-            <w:r>
-              <w:rPr>
-                <w:sz w:val="17"/>
-              </w:rPr>
-              <w:t xml:space="preserve">KL University</w:t>
+              <w:t xml:space="preserve">Academic year</w:t>
+            </w:r>
+          </w:p>
+        </w:tc>
+        <w:tc>
+          <w:tcPr/>
+          <w:p>
+            <w:pPr>
+              <w:pStyle w:val="Compact"/>
+            </w:pPr>
+            <w:r>
+              <w:rPr>
+                <w:sz w:val="17"/>
+              </w:rPr>
+              <w:t xml:space="preserve">2026-27</w:t>
             </w:r>
           </w:p>
         </w:tc>
@@ -235,38 +235,6 @@
                 <w:bCs/>
                 <w:sz w:val="17"/>
               </w:rPr>
-              <w:t xml:space="preserve">Academic year</w:t>
-            </w:r>
-          </w:p>
-        </w:tc>
-        <w:tc>
-          <w:tcPr/>
-          <w:p>
-            <w:pPr>
-              <w:pStyle w:val="Compact"/>
-            </w:pPr>
-            <w:r>
-              <w:rPr>
-                <w:sz w:val="17"/>
-              </w:rPr>
-              <w:t xml:space="preserve">2026-27</w:t>
-            </w:r>
-          </w:p>
-        </w:tc>
-      </w:tr>
-      <w:tr>
-        <w:tc>
-          <w:tcPr/>
-          <w:p>
-            <w:pPr>
-              <w:pStyle w:val="Compact"/>
-            </w:pPr>
-            <w:r>
-              <w:rPr>
-                <w:b/>
-                <w:bCs/>
-                <w:sz w:val="17"/>
-              </w:rPr>
               <w:t xml:space="preserve">Date</w:t>
             </w:r>
           </w:p>
@@ -281,7 +249,7 @@
               <w:rPr>
                 <w:sz w:val="17"/>
               </w:rPr>
-              <w:t xml:space="preserve">24-Oct-2026 (IST)</w:t>
+              <w:t xml:space="preserve">26-Oct-2026 (IST)</w:t>
             </w:r>
           </w:p>
         </w:tc>
@@ -824,21 +792,21 @@
               <w:rPr>
                 <w:sz w:val="17"/>
               </w:rPr>
-              <w:t xml:space="preserve">Team / guide</w:t>
-            </w:r>
-          </w:p>
-        </w:tc>
-        <w:tc>
-          <w:tcPr/>
-          <w:p>
-            <w:pPr>
-              <w:pStyle w:val="Compact"/>
-            </w:pPr>
-            <w:r>
-              <w:rPr>
-                <w:sz w:val="17"/>
-              </w:rPr>
-              <w:t xml:space="preserve">Devi Priya, Priyanka, Akshay and Bhaskar / Dr. Asesh Kumar Tripathy, KL University, AY 2026-27</w:t>
+              <w:t xml:space="preserve">Team</w:t>
+            </w:r>
+          </w:p>
+        </w:tc>
+        <w:tc>
+          <w:tcPr/>
+          <w:p>
+            <w:pPr>
+              <w:pStyle w:val="Compact"/>
+            </w:pPr>
+            <w:r>
+              <w:rPr>
+                <w:sz w:val="17"/>
+              </w:rPr>
+              <w:t xml:space="preserve">Devi Priya, Priyanka, Akshay and Bhaskar, KL University, AY 2026-27</w:t>
             </w:r>
           </w:p>
         </w:tc>

--- a/docs/exports/07_Viva_Preparation.docx
+++ b/docs/exports/07_Viva_Preparation.docx
@@ -681,7 +681,7 @@
         <w:pStyle w:val="BlockText"/>
       </w:pPr>
       <w:r>
-        <w:t xml:space="preserve">It is a full stack: React front end, FastAPI back end, PostgreSQL or SQLite, DuckDB on Parquet files, Celery for background jobs, 96 API endpoints, and 325 automated tests. We will also tell you plainly what we did not do: Docker was not available on our machine so the Compose stack was not run, and no live AI key was used, so the AI mode shown is the offline deterministic one.”</w:t>
+        <w:t xml:space="preserve">It is a full stack: React front end, FastAPI back end, PostgreSQL or SQLite, DuckDB on Parquet files, Celery for background jobs, 96 API endpoints, and 325 automated tests. We will also tell you plainly what we did not do: Docker was not installed on our machines, so the Compose stack was tested on GitHub’s servers rather than ours, and no live AI key was used, so the AI mode shown is the offline deterministic one.”</w:t>
       </w:r>
     </w:p>
     <w:bookmarkEnd w:id="13"/>
@@ -986,7 +986,7 @@
               <w:rPr>
                 <w:sz w:val="17"/>
               </w:rPr>
-              <w:t xml:space="preserve">Docker never run; no live AI key; no load test; no external security audit; no user study</w:t>
+              <w:t xml:space="preserve">Docker not run on our own machines (tested on GitHub Actions instead); no live AI key; no load test; no external security audit; no user study</w:t>
             </w:r>
           </w:p>
         </w:tc>
@@ -2226,13 +2226,10 @@
           <w:b/>
           <w:bCs/>
         </w:rPr>
-        <w:t xml:space="preserve">No.</w:t>
-      </w:r>
-      <w:r>
-        <w:t xml:space="preserve"> </w:t>
-      </w:r>
-      <w:r>
-        <w:t xml:space="preserve">Docker is not installed on our machine, so the Dockerfiles and Compose file are written and reviewed but untested. We verified the services separately (PostgreSQL, Redis with Celery, MySQL as import source). The first Compose run on another machine may reveal a packaging issue.</w:t>
+        <w:t xml:space="preserve">Not on our own computers</w:t>
+      </w:r>
+      <w:r>
+        <w:t xml:space="preserve">, because Docker is not installed there. GitHub Actions builds the images, starts the whole stack (PostgreSQL, Redis, API, Celery worker, Nginx) and runs a smoke test on every push, and that passes. We also verified the services separately on our machines (PostgreSQL, Redis with Celery, MySQL as import source). Anything beyond the smoke test, such as backups or version updates, was not tested.</w:t>
       </w:r>
     </w:p>
     <w:p>
